--- a/ERP Plan/Internal/MSCAST ERP - Independent Review.docx
+++ b/ERP Plan/Internal/MSCAST ERP - Independent Review.docx
@@ -2688,6 +2688,50 @@
             </w:pPr>
             <w:r>
               <w:t xml:space="preserve">Prints show full names</w:t>
+            </w:r>
+          </w:p>
+        </w:tc>
+      </w:tr>
+      <w:tr>
+        <w:tc>
+          <w:tcPr/>
+          <w:p>
+            <w:pPr>
+              <w:pStyle w:val="Compact"/>
+              <w:jc w:val="left"/>
+            </w:pPr>
+            <w:r>
+              <w:t xml:space="preserve">Stores got</w:t>
+            </w:r>
+            <w:r>
+              <w:t xml:space="preserve"> </w:t>
+            </w:r>
+            <w:r>
+              <w:t xml:space="preserve">“</w:t>
+            </w:r>
+            <w:r>
+              <w:t xml:space="preserve">No permission for Stock Settings</w:t>
+            </w:r>
+            <w:r>
+              <w:t xml:space="preserve">”</w:t>
+            </w:r>
+            <w:r>
+              <w:t xml:space="preserve"> </w:t>
+            </w:r>
+            <w:r>
+              <w:t xml:space="preserve">when opening a stock transfer, and could not open the Free Issue at Vendor report; Accounts could not open Retention and Certificates</w:t>
+            </w:r>
+          </w:p>
+        </w:tc>
+        <w:tc>
+          <w:tcPr/>
+          <w:p>
+            <w:pPr>
+              <w:pStyle w:val="Compact"/>
+              <w:jc w:val="left"/>
+            </w:pPr>
+            <w:r>
+              <w:t xml:space="preserve">Each role can now open the reports its role card lists, and the settings its screens need</w:t>
             </w:r>
           </w:p>
         </w:tc>
